--- a/example_articles/occupations/Transportation/2.occupations_Transportation_New_York_Times.docx
+++ b/example_articles/occupations/Transportation/2.occupations_Transportation_New_York_Times.docx
@@ -7,7 +7,7 @@
         <w:pStyle w:val="Heading1"/>
       </w:pPr>
       <w:r>
-        <w:t>Alumni of 'Taxi' And 'Piano Lesson' Team Up for 'Roc'</w:t>
+        <w:t>Seen as Everyman, Minnesota Governor Looks to National Stage</w:t>
       </w:r>
     </w:p>
     <w:p>
@@ -17,17 +17,17 @@
     </w:p>
     <w:p>
       <w:r>
-        <w:t>Date: 1991-09-22</w:t>
+        <w:t>Date: 2008-08-08</w:t>
       </w:r>
     </w:p>
     <w:p>
       <w:r>
-        <w:t>Section: Section 2;; Section 2; Page 32; Column 1; Arts &amp; Leisure Desk; Column 1;</w:t>
+        <w:t>Section: Section A; Column 0; National Desk; Pg. 1; THE PROSPECTS</w:t>
       </w:r>
     </w:p>
     <w:p>
       <w:r>
-        <w:t>Source file: NYT/38.DOCX</w:t>
+        <w:t>Source file: NYT/49.DOCX</w:t>
       </w:r>
     </w:p>
     <w:p>
@@ -49,67 +49,102 @@
     </w:p>
     <w:p>
       <w:r>
-        <w:t>On a cavernous Hollywood sound stage, two actors, scripts in hand, run through their lines for their director. Charles Dutton and Ella Joyce are playing a husband and wife holed up in a hotel room for a romantic weekend, and there is some business with a bottle of lip-pursingly cheap champagne that has caught their director's attention.</w:t>
+        <w:t>ST. PAUL -- As is his way, Gov. Tim Pawlenty made a self-deprecating aside on a local radio show this spring during the ceremonial start of the state's beloved fishing season. He praised his wife's willingness to fish with him and to watch hockey games, then added, ''And I jokingly say, 'Now, if I could only get her to have sex with me.' ''</w:t>
         <w:br/>
-        <w:t>"That's a funny picture -- your two faces together," says Stan Daniels, the director, framing the air to simulate a camera lens. "Hold it there for a minute so I can get you in one shot."The actors dutifully shove their grimacing faces together for an extra beat or two.</w:t>
+        <w:t>Some Minnesotans cringed. Others, including his wife, Mary, a former judge who met her future husband in law school, said he was just being himself, joker and all.</w:t>
         <w:br/>
-        <w:t>To anyone familiar with network sitcoms, Mr. Daniels's camera-savvy direction is yawningly obvious. This is, after all, a rehearsal for an episode of "Roc," the new Fox series on Sunday nights at 8:30.</w:t>
+        <w:t>Outside his home state, Mr. Pawlenty is among the least-known of the prospects Senator John McCain is said to be considering as a vice-presidential partner. But those who have followed his political rise here say Mr. Pawlenty's personal story -- his direct, everyman appeal to ordinary people -- is among his most powerful attributes.</w:t>
         <w:br/>
-        <w:t>The half-hour situation comedy about a working-class black family is produced by HBO Independent Productions, the new television production arm of Home Box Office. The show is the latest creation of Mr. Daniels, an acclaimed television writer and director whose credits include "Taxi" and "The Mary Tyler Moore Show." But for Mr. Dutton and Ms. Joyce, classically trained stage actors, this emphasis on laugh-provoking visuals is relatively new territory.</w:t>
+        <w:t>Long before the polls began suggesting that Republicans could face trouble in November, Mr. Pawlenty, now in his second term, was urging his party to become ''the party of Sam's Club,'' not just the country club.</w:t>
         <w:br/>
-        <w:t>The series is exploring new territory in other respects; it is a show about a black family created in an era far different from that in which "The Cosby Show" emerged, less than a decade ago.</w:t>
+        <w:t>''We need everybody -- to grow the party and to move forward,'' Mr. Pawlenty explained in a recent interview. ''One of the most powerful reasons people go to Sam's Club or Target or Costco is they want value, and Republicans are well suited to be the party that says, 'We're going to have a limited but also effective government.' ''</w:t>
         <w:br/>
-        <w:t>"Roc" was developed for Mr. Dutton, perhaps best known to audiences for his starring roles in two August Wilson dramas -- the Broadway productions of "Ma Rainey's Black Bottom" (1984) and "The Piano Lesson" (1990).</w:t>
+        <w:t>Mr. Pawlenty can talk about such things from experience. He now lives in the well-off suburb of Eagan, but holds blue-collar credentials. He grew up in South St. Paul, then a working-class town where life revolved around the stockyards, where his father drove a truck, where he played hockey, where his mother died of cancer when he was still a teenager, and where he went on to become the first in his family to graduate from college.</w:t>
         <w:br/>
-        <w:t>Set in Baltimore in a modest inner-city apartment furnished with secondhand furniture, African masks and framed portraits of Malcolm X, "Roc" is the story of the Emerson family -- Roc, a hard-working garbage collector (played by Mr. Dutton); his wife Eleanor, a night nurse (played by Ms. Joyce); Joey, his cocky, out-of-work musician brother (played by Rocky Carroll) and Andrew, his outspoken retired father (played by Carl Gordon). The initial 13 episodes range from the overtly comedic, such as the hotel-room scene being rehearsed this afternoon, to more dramatic, even political, stories. One episode raises the issue of affirmative action.</w:t>
+        <w:t>For Mr. McCain, whose campaign would not comment about the vice-presidential selection process, Mr. Pawlenty might be appealing on other fronts. At 47, tall and runner-thin, Mr. Pawlenty is the same age as Senator Barack Obama, the presumed Democratic presidential nominee. He also carries qualifications important to many conservatives: opposition to tax increases, longtime attendance at a church with a pastor who leads the National Association of Evangelicals and a mostly consistent conservatism on social issues.</w:t>
         <w:br/>
-        <w:t>"This isn't Shakespeare and it's not August Wilson," says Mr. Dutton, who had initially envisioned "Roc" as a remake of "The Honeymooners," the popular 1960's comedy series starring Jackie Gleason. "But we are showing the reality of black American life and culture. Even though it is a comedy, we want the show to have an edge."</w:t>
+        <w:t>If anything, Mr. Pawlenty's critics say, he is too prepared for this moment; they say he has been so conscious of the possibility of higher office that he has been overly careful as governor. This year, he vetoed 34 bills passed by a Democratic-dominated Legislature, more than any other Minnesota governor had vetoed in a year since at least World War II, leading his most fervent critics to describe him as more of a goalie fending off pucks than a leader rushing the net.</w:t>
         <w:br/>
-        <w:t>Although its audience has been growing, "Roc" has a long way to go before qualifying as a hit; in the first week of September it was the 45th-ranked show out of 90. But the reviews have been positive; Walter Goodman of The Times wrote: "The characters are likably quirky; the performances good. And although the situations are setups, they allow for funny cracks along the way."</w:t>
+        <w:t>Some critics even note changes in his haircut -- once a mullet-style, now a cropped conservative look less common at a Minnesota hockey rink -- as evidence of his political calculations.</w:t>
         <w:br/>
-        <w:t>It was Mr. Dutton's performance in "The Piano Lesson" that led directly to this series. Mr. Daniels had seen Mr. Dutton on Broadway last winter and was introduced to the actor at the request of HBO, which had just signed Mr. Dutton to a five-year contract. "There was something in him that struck me as unique," says Mr. Daniels. "I thought, 'Here is someone who could do something worthwhile on television.' "</w:t>
+        <w:t>''He's done popular stuff, easy stuff, symbolic stuff,'' said Tim Penny, a former Democratic congressman who lost the governor's race to Mr. Pawlenty in 2002 as the Independence Party candidate and who says he supports Mr. McCain for president. ''I can't think of a single issue in which he has been leading public opinion. What you find here is an unremarkable record.''</w:t>
         <w:br/>
-        <w:t>Mr. Daniels conceived of the show's premise as well as the protagonist's occupation as garbage collector (which, coincidentally, is the occupation of the central character of an earlier August Wilson play, "Fences"). Mr. Dutton was instrumental in hiring the series' cast -- all veteran stage actors -- including several cast members from "The Piano Lesson."</w:t>
+        <w:t>Mr. Pawlenty's supporters strongly disagree, and point to a list of accomplishments: holding the line on taxes while resolving a $4.5 billion deficit in his first term, changing the state's education system, including creating performance pay for teachers, and pressing environmental efforts, less common in his party, on conservation and renewable energy.</w:t>
         <w:br/>
-        <w:t>"I wanted to work with stage actors who still had their acting muscles and who would challenge me," says Mr. Dutton.</w:t>
+        <w:t>''Is he ambitious? Yes,'' said Charlie Weaver, once Mr. Pawlenty's chief of staff. ''Does that ambition cloud his judgment and cause him to do things not within his values? No.''</w:t>
         <w:br/>
-        <w:t>"Roc" is one of the few sitcoms about a black American family since "The Cosby Show" began in 1984.  That decade has seen the arrival of Spike Lee and several black Hollywood directors as well as the advent of "In Living Color," Fox's hit comedy show that satirizes racial stereotypes and has attracted a large black viewership. For the creators of "Roc," such changes in the nation's cultural fabric have widened the parameters of television programming.</w:t>
+        <w:t>In a way, Mr. Pawlenty was an accidental governor.</w:t>
         <w:br/>
-        <w:t>"We don't have to make nice between the races anymore," says Mr. Daniels. "The atmosphere has been prepared for us by Spike Lee and the other black directors. People are more willing to talk about race honestly. You can have a broader selection of issues and reactions."</w:t>
+        <w:t>In 2001, he was considering a run for the United States Senate, having served as the State House majority leader, a City Council member in Eagan and a member of the city's planning commission. Republican leaders in Washington, though, suspected that Norm Coleman would be a stronger candidate and urged Mr. Pawlenty to back off.</w:t>
         <w:br/>
-        <w:t>Series executives as well as the show's creative team, however, are divided over exactly where to position "Roc" within the spectrum defined by the mainstream "Cosby Show" and the more provocative "In Living Color." Although "Roc" is performed with an all-black cast and holds the prized time slot immediately after "In Living Color," the series has been created by a group of largely white writers -- Mr. Daniels and the show's executive producers, Brian Pollack and Mert Rich, who had previously written for the hit comedy series "Cheers."</w:t>
+        <w:t>Mr. Pawlenty ran for governor instead, although some allies, including former Senator David F. Durenberger, for whom Mr. Pawlenty once worked, say they believe he would have been more comfortable in the Senate, given his experience as a lawmaker.</w:t>
         <w:br/>
-        <w:t>"We don't think of this as a 'black show,' " says Mr. Pollack, who, with Mr. Rich, oversees a team of six writers, only two of whom are black. "It's a comedy where the humor comes from the characters and not the situation. Many of the recent episodes could have conceivably been played by a white cast."</w:t>
+        <w:t>In the summer of 1980, Mr. Pawlenty -- who had gone to the University of Minnesota planning to be a dentist -- went to work for Mr. Durenberger, having learned about the internship in a campus newspaper. He returned for six months during Mr. Durenberger's 1982 campaign, and again, for a year, as the campaign's political director in 1988.</w:t>
         <w:br/>
-        <w:t>Adds Jeff Chernin, president of the Fox Broadcast Entertainment Group: "We don't see 'Roc' as having the same audience as 'Living Color.' Most of the so-called black shows have been fairly silly. We simply thought that no one was dealing with the realities of working-class life -- black or white -- on television."</w:t>
+        <w:t>In 1990, Mr. Durenberger was denounced in the Senate for misconduct involving financial dealings. Bob Schroeder, a spokesman for Mr. Pawlenty, said that Mr. Pawlenty was disappointed with Mr. Durenberger's troubles, but that those events ''occurred years after the governor and senator were in regular contact.''</w:t>
         <w:br/>
-        <w:t>Mr. Daniels, however, characterizes "Roc" as "a metaphor for black rage."</w:t>
+        <w:t>The two men still talk from time to time, said Mr. Durenberger, whom Mr. Pawlenty appointed three years ago as chairman of a committee on health care policy.</w:t>
         <w:br/>
-        <w:t>"This is a man who buys into the American dream, who works hard and saves," he says. "At the same time he is still a garbage man whose wife has to work nights, his brother is out of work and he's got a father to support. He is weighed down by all these things. He is a frustrated black man, and that can be frightening to white America."</w:t>
+        <w:t>While he was working for Mr. Durenberger, Mr. Pawlenty met Mr. McCain when the senator came to Minnesota, as Mr. Pawlenty recalls it, for a veterans' program and Mr. Pawlenty (and his wife) volunteered to drive him around. They got to know each other over the better part of two days, Mr. Pawlenty said. They stayed in touch over the years, and Mr. Pawlenty was an early, vocal supporter of Mr. McCain's presidential bid, even last year when some considered it doomed.</w:t>
         <w:br/>
-        <w:t>Says Rocky Carroll, who appeared with Mr. Dutton in "The Piano Lesson": "We don't have to paint the walls red, green and black to say this is a black show. There are definitely cultural things in it. I know there are people out there who will criticize us for not being black enough or eating enough barbecue on this show. But we aren't trying to do a politically correct or coded show so that you have to be black to get it."</w:t>
+        <w:t>Mr. Pawlenty is high on the short list of candidates Mr. McCain is considering for vice president, according to Republicans familiar with the deliberations. Mr. Pawlenty has campaigned with Mr. McCain and for him, but following the rules set out for potential vice-presidential nominees by Mr. McCain, he has declined to comment on what is going on.</w:t>
         <w:br/>
-        <w:t>Mr. Dutton says he "is not trying to do battle with the industry" with his first series. "No black show has exclusively black writers -- that is just not the way of Hollywood. But if we are successful I'm not going to sit around and let the show stay all white. I think we need more black writers and more women." Meanwhile, he says, "the controversy will come from the dramatics of the show, from the acting."</w:t>
+        <w:t>Asked at a press luncheon in Washington what the most important quality of a running mate would be, Mr. Pawlenty responded, ''Discretion,'' and walked away from the microphone.</w:t>
         <w:br/>
-        <w:t>Says Mr. Daniels: "White Jewish writers writing for blacks? I have no answer there. Where do you stop writing? For people not your race? Your gender? Your creed? I sat down to write a show for actors."</w:t>
+        <w:t>In his own races for governor, in 2002 and 2006, Mr. Pawlenty won with pluralities, not majorities, the most recent being ever so narrow: 47 percent to 46 percent.</w:t>
         <w:br/>
-        <w:t xml:space="preserve"> </w:t>
+        <w:t>Nonetheless, Mr. Pawlenty's advocates consider the results to be remarkable shows of strength, considering the races had third-party candidates in a state with a tradition of strong Democrats like Hubert H. Humphrey, Eugene J. McCarthy, Walter F. Mondale and Paul Wellstone, and a tradition of electing iconoclastic governors, including Jesse Ventura and Rudy Perpich.</w:t>
         <w:br/>
-        <w:t xml:space="preserve"> </w:t>
+        <w:t>But those margins have led others to question Mr. Pawlenty's popularity here, and whether his presence on the Republican ticket could even secure Minnesota, which has supported Democratic presidential candidates since 1976.</w:t>
         <w:br/>
-        <w:t xml:space="preserve"> </w:t>
+        <w:t>''This is not a fellow who is going to come across as strikingly charismatic,'' said Steven Schier, a political scientist at Carleton College. ''People see that he's smart and competent, but there's not much sizzle.''</w:t>
         <w:br/>
-        <w:t>ON A ROLL</w:t>
+        <w:t>Before crowds, Mr. Pawlenty seems comfortable and warm. He speaks, at times, without visible notes. He quotes from books, sports interviews and magazines, and can turn wonky, delving into energy and education policy, then veer back to regular-guy talk, as he did last week, when he told a crowd in Chicago that the health care system was ''flat busted.''</w:t>
         <w:br/>
-        <w:t xml:space="preserve"> For Charles Dutton, the new Fox comedy series "Roc" is the most visible aspect of an increasingly visible career.</w:t>
+        <w:t>The prospect of Mr. Pawlenty as Mr. McCain's attack dog makes some here chuckle a little. Even some who have run against Mr. Pawlenty describe him as fun, winsome, slightly corny and playful, even nice. He has played baseball outside the State House during a break in a tense legislative session. He has shot a hockey puck inside his ornate reception room.</w:t>
         <w:br/>
-        <w:t>A former member of the Black Panthers who served a sentence for manslaughter before enrolling in the Yale University School of Drama in the late 1970's, Mr. Dutton first came to attention in the 1984 Broadway production of "Ma Rainey's Black Bottom," by August Wilson. Critics and Hollywood took notice of his humorously volatile performance, and he was flown to Los Angeles to audition for the villain's role in the 1985 Arnold Schwarzenegger film, "Commando."</w:t>
+        <w:t>Roger Moe, the Democrat who lost to Mr. Pawlenty in 2002, remembered Mr. Pawlenty quietly leaning over near the end of a candidate forum and offering him a lift home.</w:t>
         <w:br/>
-        <w:t>Mr. Dutton elected to stay with the play, and for the next several years he divided his time between regional theater, Broadway and Hollywood, playing small roles in such films as " 'Crocodile' Dundee II" and Sidney Lumet's "Q and A."</w:t>
+        <w:t>''Why don't you ride with me?'' Mr. Moe recalled Mr. Pawlenty offering. ''We've got this big plane.''</w:t>
         <w:br/>
-        <w:t>Now the 40-year-old actor is starring as a garbage collector in "Roc" while awaiting the release of three films finished earlier this year -- "Aliens 3," the 1992 anticipated blockbuster starring Sigourney Weaver; "Pretty Hattie's Baby," starring Alfre Woodard, and "Mississippi Masala," with Denzel Washington. Mr. Dutton is also negotiating with the director Spike Lee over a role in his next film, "Malcolm X," and with Mr. Wilson for the lead in a new play, which is expected to have a workshop production next summer.</w:t>
+        <w:t>So there they were, foes in the middle of a campaign, sharing beers and gossip on the way home.</w:t>
         <w:br/>
-        <w:t>For Mr. Dutton, however, "Roc" may be the most crucial of these projects -- a possible hit series that could lead to more clout in Hollywood.</w:t>
+        <w:t>While Mr. Pawlenty wins praise from social and fiscal conservatives, several episodes in his past -- and his recent talk of renewable energy standards -- have left some wondering whether he is truly one of them.</w:t>
+        <w:br/>
+        <w:t>Fifteen years ago, while in the State House, Mr. Pawlenty voted to expand rights for gay men and lesbians; he has since said he regrets the vote.</w:t>
+        <w:br/>
+        <w:t>Then, as governor, after a partisan battle with the Legislature and a partial shutdown of the state government, he agreed to a ''health impact fee'' on cigarettes, irking fiscal conservatives who said he had broken his promise not to raise taxes.</w:t>
+        <w:br/>
+        <w:t>Some also wonder whether Mr. Pawlenty's brushes with campaign finance and disclosure questions, though rare, might create a conflict with the above-board image put forth by Mr. McCain.</w:t>
+        <w:br/>
+        <w:t>In 2002, only weeks before Election Day, the state's Republican Party and Mr. Pawlenty's campaign were accused of illegal coordination over two television advertisements paid for by the state party. Mr. Pawlenty's campaign paid a $100,000 fine and was required to report a $500,000 in-kind contribution from the state party.</w:t>
+        <w:br/>
+        <w:t>Months after the election, Mr. Pawlenty's political adversaries raised new questions about whether he had properly disclosed consulting work he did in 2001 and 2002 for a telecom company owned by a longtime associate. Mr. Pawlenty had received $4,500 a month for more than a year, but did not include the consulting fees in the wages section of his financial disclosure form. Instead, he cited the consulting work -- and a sole proprietorship company he had created and done the work under -- as an investment or a security.</w:t>
+        <w:br/>
+        <w:t>Mr. Pawlenty eventually amended his disclosure forms to include the consulting payments in both sections of the form, and the state's campaign finance board ultimately found no wrongdoing in the matter.</w:t>
+        <w:br/>
+        <w:t>''He said he was sorry,'' said Mr. Moe, Mr. Pawlenty's Democratic opponent that year. ''He always says 'sorry.' ''</w:t>
+        <w:br/>
+        <w:t>A year ago, Mr. Pawlenty faced the most visible crisis of his tenure. On a busy Wednesday evening, the Interstate 35W bridge through downtown Minneapolis collapsed, plunging cars into the Mississippi River and killing 13 people.</w:t>
+        <w:br/>
+        <w:t>Many praised Mr. Pawlenty for his swift, empathetic response. The political battle that followed -- in what, by 2007, was a Democratic-dominated State House and Senate -- was far more complicated.</w:t>
+        <w:br/>
+        <w:t>Democrats raged about the state's aging bridges and roads, and blamed Mr. Pawlenty for vetoing a gasoline tax increase and for putting Carol Molnau, the lieutenant governor, in charge of the state's Transportation Department.</w:t>
+        <w:br/>
+        <w:t>After months of argument, the Legislature this year passed a transportation package that included a gasoline tax increase. Mr. Pawlenty vetoed it, but was overridden for the first time.</w:t>
+        <w:br/>
+        <w:t>Mr. Pawlenty vetoed the package because it contained $6.6 billion in tax increases and hundreds of millions of dollars in additional local sales taxes, aides said. But Lawrence J. Pogemiller, the Senate majority leader, said Mr. Pawlenty had waffled over the gasoline tax increase. Mr. Pogemiller said Mr. Pawlenty had called him for a meeting two days after the bridge collapse and had said he would support a gas tax increase, only to withdraw that support three days later under criticism from conservatives. The governor's aides dispute that account.</w:t>
+        <w:br/>
+        <w:t>''Look,'' Mr. Pogemiller said, ''to me, this is verification that he does and says whatever is necessary to look good at the moment.''</w:t>
+        <w:br/>
+        <w:t>Mrs. Pawlenty dismissed claims that her husband's ambitions had driven policy choices. ''That's not who he is,'' she said.</w:t>
+        <w:br/>
+        <w:t>Nor, for that matter, she added, has Mr. McCain's vice-presidential search driven her husband's hairstyle. The governor has cut and grown out his hair at various times over the years, she said.</w:t>
+        <w:br/>
+        <w:t>The Prospects: This article is part of a series looking at potential vicepresidential candidates.</w:t>
+        <w:br/>
+        <w:br/>
+        <w:t>http://www.nytimes.com</w:t>
         <w:br/>
         <w:br/>
         <w:t>Graphic</w:t>
@@ -117,7 +152,9 @@
         <w:br/>
         <w:t xml:space="preserve"> </w:t>
         <w:br/>
-        <w:t>Photo: The cast of the new sitcom "Roc": Rocky Carroll, top left, Carl Gordon, top right, Charles Dutton, seated, and Ella Joyce-- exploring territory pioneered by Spike Lee and "In Living Color" (Timothy White/Fox)</w:t>
+        <w:t>PHOTOS: Gov. Tim Pawlenty and his wife, Mary, with Senator John McCain on July 10 in St. Paul. (PHOTOGRAPH BY CAROLYN KASTER/ASSOCIATED PRESS(A1)</w:t>
+        <w:br/>
+        <w:t xml:space="preserve"> Gov. Tim Pawlenty, reported to be on John McCain's short list for running mate, at the McCain headquarters in St. Paul last week. (PHOTOGRAPH BY CAROLYN KASTER/ASSOCIATED PRESS)(A14)</w:t>
       </w:r>
     </w:p>
     <w:sectPr>

--- a/example_articles/occupations/Transportation/2.occupations_Transportation_New_York_Times.docx
+++ b/example_articles/occupations/Transportation/2.occupations_Transportation_New_York_Times.docx
@@ -7,7 +7,7 @@
         <w:pStyle w:val="Heading1"/>
       </w:pPr>
       <w:r>
-        <w:t>Seen as Everyman, Minnesota Governor Looks to National Stage</w:t>
+        <w:t>Finance Debate Spans the Political Spectrum</w:t>
       </w:r>
     </w:p>
     <w:p>
@@ -17,17 +17,17 @@
     </w:p>
     <w:p>
       <w:r>
-        <w:t>Date: 2008-08-08</w:t>
+        <w:t>Date: 1997-10-19</w:t>
       </w:r>
     </w:p>
     <w:p>
       <w:r>
-        <w:t>Section: Section A; Column 0; National Desk; Pg. 1; THE PROSPECTS</w:t>
+        <w:t>Section: Section 1; ; Section 1; Page 1; Column 3; National Desk ; Column 3;</w:t>
       </w:r>
     </w:p>
     <w:p>
       <w:r>
-        <w:t>Source file: NYT/49.DOCX</w:t>
+        <w:t>Source file: NYT/48.DOCX</w:t>
       </w:r>
     </w:p>
     <w:p>
@@ -49,112 +49,71 @@
     </w:p>
     <w:p>
       <w:r>
-        <w:t>ST. PAUL -- As is his way, Gov. Tim Pawlenty made a self-deprecating aside on a local radio show this spring during the ceremonial start of the state's beloved fishing season. He praised his wife's willingness to fish with him and to watch hockey games, then added, ''And I jokingly say, 'Now, if I could only get her to have sex with me.' ''</w:t>
+        <w:t>Many Americans may think that the debate over how political campaigns are financed is simply an inside-the-Beltway battle between a Republican-controlled Congress and a Democrat in the White House.</w:t>
         <w:br/>
-        <w:t>Some Minnesotans cringed. Others, including his wife, Mary, a former judge who met her future husband in law school, said he was just being himself, joker and all.</w:t>
+        <w:t>But, in fact, a diverse array of civic, religious, business and labor groups -- including the American Heart Association, the Gray Panthers and the National Rural Letter Carriers' Association -- are actively engaged in the often-arcane debate over unregulated soft money, issue advertisements and political action committees.</w:t>
         <w:br/>
-        <w:t>Outside his home state, Mr. Pawlenty is among the least-known of the prospects Senator John McCain is said to be considering as a vice-presidential partner. But those who have followed his political rise here say Mr. Pawlenty's personal story -- his direct, everyman appeal to ordinary people -- is among his most powerful attributes.</w:t>
+        <w:t>Interest groups have had a pivotal effect on the changing shape and content of the bill to overhaul campaign finance, sponsored by Senators John McCain, Republican of Arizona, and Russell D. Feingold, Democrat of Wisconsin.</w:t>
         <w:br/>
-        <w:t>Long before the polls began suggesting that Republicans could face trouble in November, Mr. Pawlenty, now in his second term, was urging his party to become ''the party of Sam's Club,'' not just the country club.</w:t>
+        <w:t>For example, the Senators' original bill offered 30 minutes of free television time to candidates who voluntarily agreed to limit their spending. But when the major television networks howled in protest and brought their considerable influence to bear, Senator McCain dropped that idea to salvage the rest of the proposed legislation.</w:t>
         <w:br/>
-        <w:t>''We need everybody -- to grow the party and to move forward,'' Mr. Pawlenty explained in a recent interview. ''One of the most powerful reasons people go to Sam's Club or Target or Costco is they want value, and Republicans are well suited to be the party that says, 'We're going to have a limited but also effective government.' ''</w:t>
+        <w:t>"Broadcasters already provide thousands of hours of free TV time each election season through news coverage, public affairs programming and candidate debates," said Dennis Wharton, of the National Association of Broadcasters.</w:t>
         <w:br/>
-        <w:t>Mr. Pawlenty can talk about such things from experience. He now lives in the well-off suburb of Eagan, but holds blue-collar credentials. He grew up in South St. Paul, then a working-class town where life revolved around the stockyards, where his father drove a truck, where he played hockey, where his mother died of cancer when he was still a teenager, and where he went on to become the first in his family to graduate from college.</w:t>
+        <w:t>Not only were industry giants drawn into the lobbying war over changing campaign finance, but organizations representing hundreds of thousands of Americans with agendas as diverse as the nation itself joined the debate.</w:t>
         <w:br/>
-        <w:t>For Mr. McCain, whose campaign would not comment about the vice-presidential selection process, Mr. Pawlenty might be appealing on other fronts. At 47, tall and runner-thin, Mr. Pawlenty is the same age as Senator Barack Obama, the presumed Democratic presidential nominee. He also carries qualifications important to many conservatives: opposition to tax increases, longtime attendance at a church with a pastor who leads the National Association of Evangelicals and a mostly consistent conservatism on social issues.</w:t>
+        <w:t>When groups like the National Education Association and the International Association of Fire Fighters protested the bill's original ban on political action committees, the Senators eliminated that provision, too.</w:t>
         <w:br/>
-        <w:t>If anything, Mr. Pawlenty's critics say, he is too prepared for this moment; they say he has been so conscious of the possibility of higher office that he has been overly careful as governor. This year, he vetoed 34 bills passed by a Democratic-dominated Legislature, more than any other Minnesota governor had vetoed in a year since at least World War II, leading his most fervent critics to describe him as more of a goalie fending off pucks than a leader rushing the net.</w:t>
+        <w:t>"We needed to preserve the $5 contribution a school teacher makes once a year," said Kathleen Lyons, a spokeswoman for the education association, whose P.A.C. spends about $6 million each election cycle on candidates. "We're not talking about fat cats with deep pockets shelling out thousands of dollars."</w:t>
         <w:br/>
-        <w:t>Some critics even note changes in his haircut -- once a mullet-style, now a cropped conservative look less common at a Minnesota hockey rink -- as evidence of his political calculations.</w:t>
+        <w:t>The bill has been pared to its essential components, banning unregulated soft-money contributions to national political parties and categorizing advertisements that advocate issues and those that champion candidates. Nonetheless, the measure is on life support after Senator Trent Lott of Mississippi, the majority leader, blocked any up-or-down votes on it, probably for the rest of the year.</w:t>
         <w:br/>
-        <w:t>''He's done popular stuff, easy stuff, symbolic stuff,'' said Tim Penny, a former Democratic congressman who lost the governor's race to Mr. Pawlenty in 2002 as the Independence Party candidate and who says he supports Mr. McCain for president. ''I can't think of a single issue in which he has been leading public opinion. What you find here is an unremarkable record.''</w:t>
+        <w:t>That dozens of disparate groups have joined coalitions on both sides of the issue, however, suggests that the procedural votes the Senate held this month are unlikely to be the last word.</w:t>
         <w:br/>
-        <w:t>Mr. Pawlenty's supporters strongly disagree, and point to a list of accomplishments: holding the line on taxes while resolving a $4.5 billion deficit in his first term, changing the state's education system, including creating performance pay for teachers, and pressing environmental efforts, less common in his party, on conservation and renewable energy.</w:t>
+        <w:t>To be sure, the brunt of the special-interest lobbying has fallen to a handful of groups. Common Cause, a public-interest group, has led the forces for change, while an unlikely coalition, including the American Civil Liberties Union and the National Rifle Association, has aligned itself with legislators fighting the bill.</w:t>
         <w:br/>
-        <w:t>''Is he ambitious? Yes,'' said Charlie Weaver, once Mr. Pawlenty's chief of staff. ''Does that ambition cloud his judgment and cause him to do things not within his values? No.''</w:t>
+        <w:t>Both sides say their goal is to make it easier for more Americans to get involved in the political process, increase the amount of information available and have more competitive races.</w:t>
         <w:br/>
-        <w:t>In a way, Mr. Pawlenty was an accidental governor.</w:t>
+        <w:t>But one side's efforts to curtail Washington's chase for campaign dollars represents a threat to the other side's ability to spend as much money as it wants to exercise its right to political free speech.</w:t>
         <w:br/>
-        <w:t>In 2001, he was considering a run for the United States Senate, having served as the State House majority leader, a City Council member in Eagan and a member of the city's planning commission. Republican leaders in Washington, though, suspected that Norm Coleman would be a stronger candidate and urged Mr. Pawlenty to back off.</w:t>
+        <w:t>"We can't make certain voices speak louder and certain voices speak softer," said Laura W. Murphy, director of the Washington office of the A.C.L.U. "Voters should not be treated as dimwits. Just because some group can flood the airwaves with its message doesn't mean the voters can't see through that."</w:t>
         <w:br/>
-        <w:t>Mr. Pawlenty ran for governor instead, although some allies, including former Senator David F. Durenberger, for whom Mr. Pawlenty once worked, say they believe he would have been more comfortable in the Senate, given his experience as a lawmaker.</w:t>
+        <w:t>In many cases, groups that back the bill say it would put their members on more of an equal footing with wealthier contributors.</w:t>
         <w:br/>
-        <w:t>In the summer of 1980, Mr. Pawlenty -- who had gone to the University of Minnesota planning to be a dentist -- went to work for Mr. Durenberger, having learned about the internship in a campus newspaper. He returned for six months during Mr. Durenberger's 1982 campaign, and again, for a year, as the campaign's political director in 1988.</w:t>
+        <w:t>"We'd like to see more citizen participation because that's more advantageous to small groups like ours, whose members don't have a lot of money, and who make smaller contributions," said Doug Stone, director of public policy for the Gray Panthers, a group with 20,000 members, mostly elderly people.</w:t>
         <w:br/>
-        <w:t>In 1990, Mr. Durenberger was denounced in the Senate for misconduct involving financial dealings. Bob Schroeder, a spokesman for Mr. Pawlenty, said that Mr. Pawlenty was disappointed with Mr. Durenberger's troubles, but that those events ''occurred years after the governor and senator were in regular contact.''</w:t>
+        <w:t>Other supporters say the legislation would free lawmakers from many of their fund-raising duties.</w:t>
         <w:br/>
-        <w:t>The two men still talk from time to time, said Mr. Durenberger, whom Mr. Pawlenty appointed three years ago as chairman of a committee on health care policy.</w:t>
+        <w:t>"Children would be far better off if the system were reformed," said Jim Weill, general counsel for the Children's Defense Fund. "The system currently favors powerful constituents, and working class and poor children and their families are among the least powerful people in the political system.</w:t>
         <w:br/>
-        <w:t>While he was working for Mr. Durenberger, Mr. Pawlenty met Mr. McCain when the senator came to Minnesota, as Mr. Pawlenty recalls it, for a veterans' program and Mr. Pawlenty (and his wife) volunteered to drive him around. They got to know each other over the better part of two days, Mr. Pawlenty said. They stayed in touch over the years, and Mr. Pawlenty was an early, vocal supporter of Mr. McCain's presidential bid, even last year when some considered it doomed.</w:t>
+        <w:t>"It's not a partisan issue," Mr. Weill said. "It's a question of whether this consumes inordinate amounts of time, energy and attention of legislators, when they could be spending more time on the welfare of children."</w:t>
         <w:br/>
-        <w:t>Mr. Pawlenty is high on the short list of candidates Mr. McCain is considering for vice president, according to Republicans familiar with the deliberations. Mr. Pawlenty has campaigned with Mr. McCain and for him, but following the rules set out for potential vice-presidential nominees by Mr. McCain, he has declined to comment on what is going on.</w:t>
+        <w:t>At least 10 religious organizations, including the Episcopal and United Methodist Churches, have endorsed the bill. Two years ago at its national meeting in Minneapolis, the 5.2 million-member Evangelical Lutheran Church of America approved a resolution urging spending and contribution limits in all political races and increased disclosure requirements for contributors.</w:t>
         <w:br/>
-        <w:t>Asked at a press luncheon in Washington what the most important quality of a running mate would be, Mr. Pawlenty responded, ''Discretion,'' and walked away from the microphone.</w:t>
+        <w:t>"There was a sense that campaigns at all levels were rising beyond the means of ordinary citizens," said Russell O. Siler, a spokesman for the Lutheran Church. "This restricts candidacy to those with great personal wealth or with wealthy supporters."</w:t>
         <w:br/>
-        <w:t>In his own races for governor, in 2002 and 2006, Mr. Pawlenty won with pluralities, not majorities, the most recent being ever so narrow: 47 percent to 46 percent.</w:t>
+        <w:t>For other groups, the bill would take away a wealthier rival's advantage. The Environmental Defense Fund, a 300,000-member organization, says that a soft-money ban would strip oil and gas companies of a major financial weapon.</w:t>
         <w:br/>
-        <w:t>Nonetheless, Mr. Pawlenty's advocates consider the results to be remarkable shows of strength, considering the races had third-party candidates in a state with a tradition of strong Democrats like Hubert H. Humphrey, Eugene J. McCarthy, Walter F. Mondale and Paul Wellstone, and a tradition of electing iconoclastic governors, including Jesse Ventura and Rudy Perpich.</w:t>
+        <w:t>"We support the concept of leveling the playing field, especially with the tobacco industry," said Rich Hamburg, a spokesman for the American Heart Association, which represents 4.6 million volunteers, but cannot compete in lobbying dollars with industry giants like the Philip Morris Companies.</w:t>
         <w:br/>
-        <w:t>But those margins have led others to question Mr. Pawlenty's popularity here, and whether his presence on the Republican ticket could even secure Minnesota, which has supported Democratic presidential candidates since 1976.</w:t>
+        <w:t>Many corporate titans support the legislation, partly because they are tired of having to make larger and larger political contributions.</w:t>
         <w:br/>
-        <w:t>''This is not a fellow who is going to come across as strikingly charismatic,'' said Steven Schier, a political scientist at Carleton College. ''People see that he's smart and competent, but there's not much sizzle.''</w:t>
+        <w:t>Jerome Kohlberg Jr., a founder of the leveraged buyout firm Kohlberg Kravis Roberts &amp; Company, formed a group, Campaign Reform Project, whose members include more than two dozen current or former business leaders like Warren E. Buffett, the Nebraska billionaire investor, and Alan Hassenfeld, the chief executive of Hasbro Inc., the toy maker.</w:t>
         <w:br/>
-        <w:t>Before crowds, Mr. Pawlenty seems comfortable and warm. He speaks, at times, without visible notes. He quotes from books, sports interviews and magazines, and can turn wonky, delving into energy and education policy, then veer back to regular-guy talk, as he did last week, when he told a crowd in Chicago that the health care system was ''flat busted.''</w:t>
+        <w:t>"They're getting dunned all the time in amounts that have gotten out of hand," Mr. Kohlberg said. "They used to be asked $5,000 or $10,000, and now it's a quarter of a million dollars. These are ridiculous sums."</w:t>
         <w:br/>
-        <w:t>The prospect of Mr. Pawlenty as Mr. McCain's attack dog makes some here chuckle a little. Even some who have run against Mr. Pawlenty describe him as fun, winsome, slightly corny and playful, even nice. He has played baseball outside the State House during a break in a tense legislative session. He has shot a hockey puck inside his ornate reception room.</w:t>
+        <w:t>Opponents of the bill, including the National Right to Life Committee and the Christian Coalition, argue that a soft-money ban and restrictions on issue advertisements would violate their constitutional right to free speech.</w:t>
         <w:br/>
-        <w:t>Roger Moe, the Democrat who lost to Mr. Pawlenty in 2002, remembered Mr. Pawlenty quietly leaning over near the end of a candidate forum and offering him a lift home.</w:t>
+        <w:t>Stephen D. Driesler, senior vice president for the National Association of Realtors, which represents 720,000 agents, said that the bill would have prevented the group from buying advertisements in the 1996 Presidential primary season that criticized a plan to eliminate mortgage-interest deductions for homeowners.</w:t>
         <w:br/>
-        <w:t>''Why don't you ride with me?'' Mr. Moe recalled Mr. Pawlenty offering. ''We've got this big plane.''</w:t>
+        <w:t>"The bill would have restricted all that," said Mr. Driesler, whose organization spent about $100,000 on the advertisements.</w:t>
         <w:br/>
-        <w:t>So there they were, foes in the middle of a campaign, sharing beers and gossip on the way home.</w:t>
+        <w:t>Ms. Murphy of the A.C.L.U. said the bill's increased reporting disclosures would make it difficult for gay military personnel, for example, to buy a radio or television advertisement opposing the Pentagon's "don't ask, don't tell" policy on homosexuality. Disclosing their names would almost certainly end their military careers, Ms. Murphy said.</w:t>
         <w:br/>
-        <w:t>While Mr. Pawlenty wins praise from social and fiscal conservatives, several episodes in his past -- and his recent talk of renewable energy standards -- have left some wondering whether he is truly one of them.</w:t>
+        <w:t>In place of the bill's restrictions, the A.C.L.U. favors a robust public-financing system for all Federal candidates.</w:t>
         <w:br/>
-        <w:t>Fifteen years ago, while in the State House, Mr. Pawlenty voted to expand rights for gay men and lesbians; he has since said he regrets the vote.</w:t>
+        <w:t>With this year's debate limping to an end, groups on both sides voice skepticism that Congress has fully addressed the issue.</w:t>
         <w:br/>
-        <w:t>Then, as governor, after a partisan battle with the Legislature and a partial shutdown of the state government, he agreed to a ''health impact fee'' on cigarettes, irking fiscal conservatives who said he had broken his promise not to raise taxes.</w:t>
-        <w:br/>
-        <w:t>Some also wonder whether Mr. Pawlenty's brushes with campaign finance and disclosure questions, though rare, might create a conflict with the above-board image put forth by Mr. McCain.</w:t>
-        <w:br/>
-        <w:t>In 2002, only weeks before Election Day, the state's Republican Party and Mr. Pawlenty's campaign were accused of illegal coordination over two television advertisements paid for by the state party. Mr. Pawlenty's campaign paid a $100,000 fine and was required to report a $500,000 in-kind contribution from the state party.</w:t>
-        <w:br/>
-        <w:t>Months after the election, Mr. Pawlenty's political adversaries raised new questions about whether he had properly disclosed consulting work he did in 2001 and 2002 for a telecom company owned by a longtime associate. Mr. Pawlenty had received $4,500 a month for more than a year, but did not include the consulting fees in the wages section of his financial disclosure form. Instead, he cited the consulting work -- and a sole proprietorship company he had created and done the work under -- as an investment or a security.</w:t>
-        <w:br/>
-        <w:t>Mr. Pawlenty eventually amended his disclosure forms to include the consulting payments in both sections of the form, and the state's campaign finance board ultimately found no wrongdoing in the matter.</w:t>
-        <w:br/>
-        <w:t>''He said he was sorry,'' said Mr. Moe, Mr. Pawlenty's Democratic opponent that year. ''He always says 'sorry.' ''</w:t>
-        <w:br/>
-        <w:t>A year ago, Mr. Pawlenty faced the most visible crisis of his tenure. On a busy Wednesday evening, the Interstate 35W bridge through downtown Minneapolis collapsed, plunging cars into the Mississippi River and killing 13 people.</w:t>
-        <w:br/>
-        <w:t>Many praised Mr. Pawlenty for his swift, empathetic response. The political battle that followed -- in what, by 2007, was a Democratic-dominated State House and Senate -- was far more complicated.</w:t>
-        <w:br/>
-        <w:t>Democrats raged about the state's aging bridges and roads, and blamed Mr. Pawlenty for vetoing a gasoline tax increase and for putting Carol Molnau, the lieutenant governor, in charge of the state's Transportation Department.</w:t>
-        <w:br/>
-        <w:t>After months of argument, the Legislature this year passed a transportation package that included a gasoline tax increase. Mr. Pawlenty vetoed it, but was overridden for the first time.</w:t>
-        <w:br/>
-        <w:t>Mr. Pawlenty vetoed the package because it contained $6.6 billion in tax increases and hundreds of millions of dollars in additional local sales taxes, aides said. But Lawrence J. Pogemiller, the Senate majority leader, said Mr. Pawlenty had waffled over the gasoline tax increase. Mr. Pogemiller said Mr. Pawlenty had called him for a meeting two days after the bridge collapse and had said he would support a gas tax increase, only to withdraw that support three days later under criticism from conservatives. The governor's aides dispute that account.</w:t>
-        <w:br/>
-        <w:t>''Look,'' Mr. Pogemiller said, ''to me, this is verification that he does and says whatever is necessary to look good at the moment.''</w:t>
-        <w:br/>
-        <w:t>Mrs. Pawlenty dismissed claims that her husband's ambitions had driven policy choices. ''That's not who he is,'' she said.</w:t>
-        <w:br/>
-        <w:t>Nor, for that matter, she added, has Mr. McCain's vice-presidential search driven her husband's hairstyle. The governor has cut and grown out his hair at various times over the years, she said.</w:t>
-        <w:br/>
-        <w:t>The Prospects: This article is part of a series looking at potential vicepresidential candidates.</w:t>
-        <w:br/>
-        <w:br/>
-        <w:t>http://www.nytimes.com</w:t>
-        <w:br/>
-        <w:br/>
-        <w:t>Graphic</w:t>
-        <w:br/>
-        <w:br/>
-        <w:t xml:space="preserve"> </w:t>
-        <w:br/>
-        <w:t>PHOTOS: Gov. Tim Pawlenty and his wife, Mary, with Senator John McCain on July 10 in St. Paul. (PHOTOGRAPH BY CAROLYN KASTER/ASSOCIATED PRESS(A1)</w:t>
-        <w:br/>
-        <w:t xml:space="preserve"> Gov. Tim Pawlenty, reported to be on John McCain's short list for running mate, at the McCain headquarters in St. Paul last week. (PHOTOGRAPH BY CAROLYN KASTER/ASSOCIATED PRESS)(A14)</w:t>
+        <w:t>"We don't think anybody at this current juncture is serious about passing legislation," said Ken Parmelee, vice president of governmental affairs for the National Rural Letter Carriers' Association, which represents 100,000 postal workers. "We think they're all playing gotcha politics."</w:t>
       </w:r>
     </w:p>
     <w:sectPr>
